--- a/report_template/template_main/gHRR_CustomEdition_WHXH_v4.3.0.docx
+++ b/report_template/template_main/gHRR_CustomEdition_WHXH_v4.3.0.docx
@@ -4109,6 +4109,7 @@
                 <w:sz w:val="17"/>
                 <w:szCs w:val="17"/>
               </w:rPr>
+              <w:lastRenderedPageBreak/>
               <w:t>var_brca.gcnv_v2.B1_gcnv_L4 + var_brca.gcnv_v2.B2_gcnv_L4</w:t>
             </w:r>
             <w:r>
@@ -4158,6 +4159,7 @@
                 <w:sz w:val="17"/>
                 <w:szCs w:val="17"/>
               </w:rPr>
+              <w:lastRenderedPageBreak/>
               <w:t xml:space="preserve">{%tr </w:t>
             </w:r>
             <w:r>
@@ -4218,7 +4220,6 @@
                 <w:sz w:val="17"/>
                 <w:szCs w:val="17"/>
               </w:rPr>
-              <w:lastRenderedPageBreak/>
               <w:t>+var.var_germline.level_4+</w:t>
             </w:r>
             <w:r>
@@ -4278,7 +4279,6 @@
                 <w:sz w:val="17"/>
                 <w:szCs w:val="17"/>
               </w:rPr>
-              <w:lastRenderedPageBreak/>
               <w:t>{</w:t>
             </w:r>
             <w:r>
@@ -5516,6 +5516,7 @@
                 <w:sz w:val="17"/>
                 <w:szCs w:val="17"/>
               </w:rPr>
+              <w:lastRenderedPageBreak/>
               <w:t>{%p endif%}</w:t>
             </w:r>
           </w:p>
@@ -5537,6 +5538,7 @@
           <w:szCs w:val="16"/>
           <w:highlight w:val="magenta"/>
         </w:rPr>
+        <w:lastRenderedPageBreak/>
         <w:t>{</w:t>
       </w:r>
       <w:r>
@@ -7660,6 +7662,7 @@
                 <w:sz w:val="18"/>
                 <w:szCs w:val="18"/>
               </w:rPr>
+              <w:lastRenderedPageBreak/>
               <w:t>基因</w:t>
             </w:r>
           </w:p>
@@ -7904,7 +7907,6 @@
                 <w:sz w:val="17"/>
                 <w:szCs w:val="17"/>
               </w:rPr>
-              <w:lastRenderedPageBreak/>
               <w:t xml:space="preserve">{%tr </w:t>
             </w:r>
             <w:r>
@@ -9293,6 +9295,7 @@
                 <w:sz w:val="17"/>
                 <w:szCs w:val="17"/>
               </w:rPr>
+              <w:lastRenderedPageBreak/>
               <w:t>{</w:t>
             </w:r>
             <w:r>
@@ -9412,7 +9415,6 @@
                 <w:sz w:val="17"/>
                 <w:szCs w:val="17"/>
               </w:rPr>
-              <w:lastRenderedPageBreak/>
               <w:t>{</w:t>
             </w:r>
             <w:r>
@@ -11101,6 +11103,7 @@
                 <w:sz w:val="17"/>
                 <w:szCs w:val="17"/>
               </w:rPr>
+              <w:lastRenderedPageBreak/>
               <w:t>{</w:t>
             </w:r>
             <w:r>
@@ -11272,7 +11275,6 @@
                 <w:sz w:val="17"/>
                 <w:szCs w:val="17"/>
               </w:rPr>
-              <w:lastRenderedPageBreak/>
               <w:t>{%tr if var.var_germline.level_3</w:t>
             </w:r>
             <w:r>
@@ -12692,7 +12694,16 @@
           <w:sz w:val="16"/>
           <w:szCs w:val="16"/>
         </w:rPr>
-        <w:t>C级：FDA/NMPA批准或专家推荐的其他癌种敏感或耐药的疗法的标志物，或者是作为临床试验入组标准的标志物，或者是多个小型研究结果证实具有诊断或预后意义的标志物；</w:t>
+        <w:t>C级：FDA/NMPA批准或专家推荐的其他癌种敏感或耐药的疗法的标志物，或者是作为临床试验入组标准的标志物，或者是多个小型研究结果</w:t>
+      </w:r>
+      <w:r>
+        <w:rPr>
+          <w:rFonts w:ascii="思源黑体 CN Normal" w:eastAsia="思源黑体 CN Normal" w:hAnsi="思源黑体 CN Normal"/>
+          <w:sz w:val="16"/>
+          <w:szCs w:val="16"/>
+        </w:rPr>
+        <w:lastRenderedPageBreak/>
+        <w:t>证实具有诊断或预后意义的标志物；</w:t>
       </w:r>
     </w:p>
     <w:p>
@@ -12734,7 +12745,6 @@
           <w:sz w:val="16"/>
           <w:szCs w:val="16"/>
         </w:rPr>
-        <w:lastRenderedPageBreak/>
         <w:t>“致病性、疑似致病性胚系变异列表”</w:t>
       </w:r>
       <w:r>
@@ -14340,7 +14350,7 @@
                 <w:sz w:val="17"/>
                 <w:szCs w:val="17"/>
               </w:rPr>
-              <w:t xml:space="preserve">var.var_germline.level_3 + var_brca.mlpa_v2.B1_mlpa_L3 + var_brca.mlpa_v2.B2_mlpa_L3 + (var.var_germline.level_2 + var_brca.mlpa_v2.B1_mlpa_L2 + </w:t>
+              <w:t xml:space="preserve">var.var_germline.level_3 + var_brca.mlpa_v2.B1_mlpa_L3 + var_brca.mlpa_v2.B2_mlpa_L3 + (var.var_germline.level_2 + var_brca.mlpa_v2.B1_mlpa_L2 + var_brca.mlpa_v2.B2_mlpa_L2 + var.var_germline.level_1 + var_brca.mlpa_v2.B1_mlpa_L1 + </w:t>
             </w:r>
             <w:r>
               <w:rPr>
@@ -14349,7 +14359,7 @@
                 <w:szCs w:val="17"/>
               </w:rPr>
               <w:lastRenderedPageBreak/>
-              <w:t>var_brca.mlpa_v2.B2_mlpa_L2 + var.var_germline.level_1 + var_brca.mlpa_v2.B1_mlpa_L1 + var_brca.mlpa_v2.B2_mlpa_L1)|whxh_12var_filter</w:t>
+              <w:t>var_brca.mlpa_v2.B2_mlpa_L1)|whxh_12var_filter</w:t>
             </w:r>
             <w:r>
               <w:rPr>
@@ -15977,7 +15987,6 @@
                 <w:sz w:val="17"/>
                 <w:szCs w:val="17"/>
               </w:rPr>
-              <w:lastRenderedPageBreak/>
               <w:t>{</w:t>
             </w:r>
             <w:r>
@@ -16042,6 +16051,7 @@
                 <w:sz w:val="17"/>
                 <w:szCs w:val="17"/>
               </w:rPr>
+              <w:lastRenderedPageBreak/>
               <w:t>{%p if a.hgvs_c%}</w:t>
             </w:r>
           </w:p>
@@ -16243,7 +16253,25 @@
                 <w:szCs w:val="17"/>
               </w:rPr>
               <w:lastRenderedPageBreak/>
-              <w:t>{%p if a.type==”</w:t>
+              <w:t>{%p if a.type==”Loss”%}</w:t>
+            </w:r>
+          </w:p>
+          <w:p>
+            <w:pPr>
+              <w:jc w:val="center"/>
+              <w:rPr>
+                <w:rFonts w:ascii="思源黑体 CN Normal" w:eastAsia="思源黑体 CN Normal" w:hAnsi="思源黑体 CN Normal"/>
+                <w:sz w:val="17"/>
+                <w:szCs w:val="17"/>
+              </w:rPr>
+            </w:pPr>
+            <w:r>
+              <w:rPr>
+                <w:rFonts w:ascii="思源黑体 CN Normal" w:eastAsia="思源黑体 CN Normal" w:hAnsi="思源黑体 CN Normal" w:hint="eastAsia"/>
+                <w:sz w:val="17"/>
+                <w:szCs w:val="17"/>
+              </w:rPr>
+              <w:t xml:space="preserve">{%p if a.cnv_type </w:t>
             </w:r>
             <w:r>
               <w:rPr>
@@ -16252,25 +16280,7 @@
                 <w:szCs w:val="17"/>
               </w:rPr>
               <w:lastRenderedPageBreak/>
-              <w:t>Loss”%}</w:t>
-            </w:r>
-          </w:p>
-          <w:p>
-            <w:pPr>
-              <w:jc w:val="center"/>
-              <w:rPr>
-                <w:rFonts w:ascii="思源黑体 CN Normal" w:eastAsia="思源黑体 CN Normal" w:hAnsi="思源黑体 CN Normal"/>
-                <w:sz w:val="17"/>
-                <w:szCs w:val="17"/>
-              </w:rPr>
-            </w:pPr>
-            <w:r>
-              <w:rPr>
-                <w:rFonts w:ascii="思源黑体 CN Normal" w:eastAsia="思源黑体 CN Normal" w:hAnsi="思源黑体 CN Normal" w:hint="eastAsia"/>
-                <w:sz w:val="17"/>
-                <w:szCs w:val="17"/>
-              </w:rPr>
-              <w:t>{%p if a.cnv_type == “HeteDel”%}</w:t>
+              <w:t>== “HeteDel”%}</w:t>
             </w:r>
           </w:p>
           <w:p>
@@ -16654,8 +16664,16 @@
                 <w:sz w:val="17"/>
                 <w:szCs w:val="17"/>
               </w:rPr>
+              <w:t>{%p if a.clinic_num_g==5%</w:t>
+            </w:r>
+            <w:r>
+              <w:rPr>
+                <w:rFonts w:ascii="思源黑体 CN Normal" w:eastAsia="思源黑体 CN Normal" w:hAnsi="思源黑体 CN Normal"/>
+                <w:sz w:val="17"/>
+                <w:szCs w:val="17"/>
+              </w:rPr>
               <w:lastRenderedPageBreak/>
-              <w:t>{%p if a.clinic_num_g==5%}</w:t>
+              <w:t>}</w:t>
             </w:r>
           </w:p>
           <w:p>
@@ -17004,40 +17022,48 @@
                 <w:sz w:val="17"/>
                 <w:szCs w:val="17"/>
               </w:rPr>
+              <w:t>{%t</w:t>
+            </w:r>
+            <w:r>
+              <w:rPr>
+                <w:rFonts w:ascii="思源黑体 CN Normal" w:eastAsia="思源黑体 CN Normal" w:hAnsi="思源黑体 CN Normal"/>
+                <w:sz w:val="17"/>
+                <w:szCs w:val="17"/>
+              </w:rPr>
+              <w:t>r for a in (</w:t>
+            </w:r>
+            <w:r>
+              <w:rPr>
+                <w:rFonts w:ascii="思源黑体 CN Normal" w:eastAsia="思源黑体 CN Normal" w:hAnsi="思源黑体 CN Normal"/>
+                <w:sz w:val="17"/>
+                <w:szCs w:val="17"/>
+              </w:rPr>
+              <w:t>var.var_germline.level_5 + var_brca.gcnv_v2.B1_gcnv_L5 + var_brca.gcnv_v2.B2_gcnv_L5 +var.var_germline.level_4+ var_brca.gcnv_v2.B1_gcnv_L4 + var_brca.gcnv_v2.B2_gcnv_L4</w:t>
+            </w:r>
+            <w:r>
+              <w:rPr>
+                <w:rFonts w:ascii="思源黑体 CN Normal" w:eastAsia="思源黑体 CN Normal" w:hAnsi="思源黑体 CN Normal"/>
+                <w:sz w:val="17"/>
+                <w:szCs w:val="17"/>
+              </w:rPr>
+              <w:t xml:space="preserve"> + </w:t>
+            </w:r>
+            <w:r>
+              <w:rPr>
+                <w:rFonts w:ascii="思源黑体 CN Normal" w:eastAsia="思源黑体 CN Normal" w:hAnsi="思源黑体 CN Normal"/>
+                <w:sz w:val="17"/>
+                <w:szCs w:val="17"/>
+              </w:rPr>
+              <w:t xml:space="preserve">var.var_germline.level_3 + var_brca.gcnv_v2.B1_gcnv_L3 + var_brca.gcnv_v2.B2_gcnv_L3 + (var.var_germline.level_2 + var_brca.gcnv_v2.B1_gcnv_L2 + var_brca.gcnv_v2.B2_gcnv_L2 + var.var_germline.level_1 + var_brca.gcnv_v2.B1_gcnv_L1 + </w:t>
+            </w:r>
+            <w:r>
+              <w:rPr>
+                <w:rFonts w:ascii="思源黑体 CN Normal" w:eastAsia="思源黑体 CN Normal" w:hAnsi="思源黑体 CN Normal"/>
+                <w:sz w:val="17"/>
+                <w:szCs w:val="17"/>
+              </w:rPr>
               <w:lastRenderedPageBreak/>
-              <w:t>{%t</w:t>
-            </w:r>
-            <w:r>
-              <w:rPr>
-                <w:rFonts w:ascii="思源黑体 CN Normal" w:eastAsia="思源黑体 CN Normal" w:hAnsi="思源黑体 CN Normal"/>
-                <w:sz w:val="17"/>
-                <w:szCs w:val="17"/>
-              </w:rPr>
-              <w:t>r for a in (</w:t>
-            </w:r>
-            <w:r>
-              <w:rPr>
-                <w:rFonts w:ascii="思源黑体 CN Normal" w:eastAsia="思源黑体 CN Normal" w:hAnsi="思源黑体 CN Normal"/>
-                <w:sz w:val="17"/>
-                <w:szCs w:val="17"/>
-              </w:rPr>
-              <w:t>var.var_germline.level_5 + var_brca.gcnv_v2.B1_gcnv_L5 + var_brca.gcnv_v2.B2_gcnv_L5 +var.var_germline.level_4+ var_brca.gcnv_v2.B1_gcnv_L4 + var_brca.gcnv_v2.B2_gcnv_L4</w:t>
-            </w:r>
-            <w:r>
-              <w:rPr>
-                <w:rFonts w:ascii="思源黑体 CN Normal" w:eastAsia="思源黑体 CN Normal" w:hAnsi="思源黑体 CN Normal"/>
-                <w:sz w:val="17"/>
-                <w:szCs w:val="17"/>
-              </w:rPr>
-              <w:t xml:space="preserve"> + </w:t>
-            </w:r>
-            <w:r>
-              <w:rPr>
-                <w:rFonts w:ascii="思源黑体 CN Normal" w:eastAsia="思源黑体 CN Normal" w:hAnsi="思源黑体 CN Normal"/>
-                <w:sz w:val="17"/>
-                <w:szCs w:val="17"/>
-              </w:rPr>
-              <w:t>var.var_germline.level_3 + var_brca.gcnv_v2.B1_gcnv_L3 + var_brca.gcnv_v2.B2_gcnv_L3 + (var.var_germline.level_2 + var_brca.gcnv_v2.B1_gcnv_L2 + var_brca.gcnv_v2.B2_gcnv_L2 + var.var_germline.level_1 + var_brca.gcnv_v2.B1_gcnv_L1 + var_brca.gcnv_v2.B2_gcnv_L1)|whxh_12var_filter</w:t>
+              <w:t>var_brca.gcnv_v2.B2_gcnv_L1)|whxh_12var_filter</w:t>
             </w:r>
             <w:r>
               <w:rPr>
@@ -17103,6 +17129,7 @@
                 <w:sz w:val="17"/>
                 <w:szCs w:val="17"/>
               </w:rPr>
+              <w:lastRenderedPageBreak/>
               <w:t>{{a.gene_symbol}}</w:t>
             </w:r>
           </w:p>
@@ -17807,7 +17834,6 @@
                 <w:sz w:val="17"/>
                 <w:szCs w:val="17"/>
               </w:rPr>
-              <w:lastRenderedPageBreak/>
               <w:t>-</w:t>
             </w:r>
           </w:p>
@@ -17867,7 +17893,6 @@
                 <w:sz w:val="17"/>
                 <w:szCs w:val="17"/>
               </w:rPr>
-              <w:lastRenderedPageBreak/>
               <w:t>{%p if a.hgvs_c or a.type in [“Loss”, “Gain”]%}</w:t>
             </w:r>
           </w:p>
@@ -18187,6 +18212,7 @@
                 <w:szCs w:val="17"/>
                 <w:highlight w:val="yellow"/>
               </w:rPr>
+              <w:lastRenderedPageBreak/>
               <w:t>{</w:t>
             </w:r>
             <w:r>
@@ -20513,6 +20539,7 @@
                 <w:sz w:val="17"/>
                 <w:szCs w:val="17"/>
               </w:rPr>
+              <w:lastRenderedPageBreak/>
               <w:t>{%p else%}</w:t>
             </w:r>
           </w:p>
@@ -20586,6 +20613,7 @@
                 <w:sz w:val="17"/>
                 <w:szCs w:val="17"/>
               </w:rPr>
+              <w:lastRenderedPageBreak/>
               <w:t>遗传风险</w:t>
             </w:r>
           </w:p>
@@ -20749,7 +20777,6 @@
                 <w:sz w:val="17"/>
                 <w:szCs w:val="17"/>
               </w:rPr>
-              <w:lastRenderedPageBreak/>
               <w:t>您的一级亲属（父母、兄弟姐妹、子女等）也有可能携带该变异；建议进行遗传咨询，同时建议有风险的亲属可考虑进行基因检测。</w:t>
             </w:r>
           </w:p>
@@ -21589,6 +21616,7 @@
                 <w:sz w:val="17"/>
                 <w:szCs w:val="17"/>
               </w:rPr>
+              <w:lastRenderedPageBreak/>
               <w:t>变异解读</w:t>
             </w:r>
           </w:p>
@@ -22055,7 +22083,6 @@
                 <w:sz w:val="17"/>
                 <w:szCs w:val="17"/>
               </w:rPr>
-              <w:lastRenderedPageBreak/>
               <w:t>{%p endfor%}</w:t>
             </w:r>
           </w:p>
@@ -22163,7 +22190,6 @@
                 <w:sz w:val="17"/>
                 <w:szCs w:val="17"/>
               </w:rPr>
-              <w:lastRenderedPageBreak/>
               <w:t>遗传风险</w:t>
             </w:r>
           </w:p>
@@ -22773,6 +22799,7 @@
           <w:szCs w:val="18"/>
           <w:highlight w:val="magenta"/>
         </w:rPr>
+        <w:lastRenderedPageBreak/>
         <w:t>{</w:t>
       </w:r>
       <w:r>
@@ -23336,16 +23363,7 @@
                 <w:sz w:val="17"/>
                 <w:szCs w:val="17"/>
               </w:rPr>
-              <w:t>，根据ACMG分</w:t>
-            </w:r>
-            <w:r>
-              <w:rPr>
-                <w:rFonts w:ascii="思源黑体 CN Normal" w:eastAsia="思源黑体 CN Normal" w:hAnsi="思源黑体 CN Normal" w:hint="eastAsia"/>
-                <w:sz w:val="17"/>
-                <w:szCs w:val="17"/>
-              </w:rPr>
-              <w:lastRenderedPageBreak/>
-              <w:t>类解读规则，该位点判读结果为</w:t>
+              <w:t>，根据ACMG分类解读规则，该位点判读结果为</w:t>
             </w:r>
             <w:r>
               <w:rPr>
@@ -23802,7 +23820,11 @@
         <w:t xml:space="preserve"> </w:t>
       </w:r>
       <w:r>
-        <w:t>+ (var.var_germline.level_2 + var_brca.gcnv_v2.B1_gcnv_L2 + var_brca.gcnv_v2.B2_gcnv_L2 + var.var_germline.level_1 + var_brca.gcnv_v2.B1_gcnv_L1 + var_brca.gcnv_v2.B2_gcnv_L1)|whxh_12var_filter</w:t>
+        <w:t xml:space="preserve">+ (var.var_germline.level_2 + var_brca.gcnv_v2.B1_gcnv_L2 + var_brca.gcnv_v2.B2_gcnv_L2 + var.var_germline.level_1 </w:t>
+      </w:r>
+      <w:r>
+        <w:lastRenderedPageBreak/>
+        <w:t>+ var_brca.gcnv_v2.B1_gcnv_L1 + var_brca.gcnv_v2.B2_gcnv_L1)|whxh_12var_filter</w:t>
       </w:r>
       <w:r>
         <w:t>%}</w:t>
@@ -26980,6 +27002,7 @@
                 <w:sz w:val="17"/>
                 <w:szCs w:val="17"/>
               </w:rPr>
+              <w:lastRenderedPageBreak/>
               <w:t>合格</w:t>
             </w:r>
             <w:r>
@@ -27008,7 +27031,6 @@
                 <w:sz w:val="17"/>
                 <w:szCs w:val="17"/>
               </w:rPr>
-              <w:lastRenderedPageBreak/>
               <w:t>{%p endif%}</w:t>
             </w:r>
           </w:p>
@@ -31006,7 +31028,7 @@
           <w:sz w:val="16"/>
           <w:szCs w:val="16"/>
         </w:rPr>
-        <w:t xml:space="preserve">, 沈亦平, 邬玲仟, 陈少科, 陈子江, 方向东, 傅松滨, 龚瑶琴, 黄国英, 黄国宁, 黄荷凤, 黄山, 郝晓柯 12, 冀小平, 李红, 梁波, 廖灿, 乔杰, 苏海翔, 魏军, 王磊, 王树玉, 王晓红, 邢清和, 徐湘民, 袁慧军, 杨正林, 周从容, 周文浩, 曾勇, 张学军, 黄涛生, 郑茜, 秦胜营, 于世辉, 关静, 王洪阳, 王大勇, 赵立东, 王慧君, 孔令印, 宣黎明, 冒燕, 祝轶君, 徐君玲, 王剑青, 王莉, 赵婷, 秦一丁, 夏滢颖, 樊丽霞, 赵丁丁, 邱浩, 贺林.  遗传变异分类标准与指南[J]. 中国科学：生命科学, 2017, 47(6): 668-688. </w:t>
+        <w:t xml:space="preserve">, 沈亦平, 邬玲仟, 陈少科, 陈子江, 方向东, 傅松滨, 龚瑶琴, 黄国英, 黄国宁, 黄荷凤, 黄山, 郝晓柯, 冀小平, 李红, 梁波, 廖灿, 乔杰, 苏海翔, 魏军, 王磊, 王树玉, 王晓红, 邢清和, 徐湘民, 袁慧军, 杨正林, 周从容, 周文浩, 曾勇, 张学军, 黄涛生, 郑茜, 秦胜营, 于世辉, 关静, 王洪阳, 王大勇, 赵立东, 王慧君, 孔令印, 宣黎明, 冒燕, 祝轶君, 徐君玲, 王剑青, 王莉, 赵婷, 秦一丁, 夏滢颖, 樊丽霞, 赵丁丁, 邱浩, 贺林.  遗传变异分类标准与指南[J]. 中国科学：生命科学, 2017, 47(6): 668-688. </w:t>
       </w:r>
     </w:p>
     <w:p>
@@ -36909,6 +36931,7 @@
                 <w:sz w:val="15"/>
                 <w:szCs w:val="15"/>
               </w:rPr>
+              <w:lastRenderedPageBreak/>
               <w:t>注：</w:t>
             </w:r>
             <w:r>
@@ -36994,7 +37017,6 @@
           <w:szCs w:val="18"/>
           <w:highlight w:val="yellow"/>
         </w:rPr>
-        <w:lastRenderedPageBreak/>
         <w:t>{%p else%}</w:t>
       </w:r>
       <w:bookmarkEnd w:id="15"/>
@@ -45319,7 +45341,7 @@
           <w:sz w:val="18"/>
           <w:szCs w:val="18"/>
         </w:rPr>
-        <w:t>同源重组修复相关基因突变及HRD状态可以指导PARP抑制剂靶向治疗。目前，全球已有多种PARP抑制剂获批上市，如由FDA批准的奥拉帕利（Olaparib）、鲁卡帕尼（Rucaparib）、尼拉帕利（Niraparib）、他拉唑帕利（Talazoparib）以及近期由NMPA批准的氟唑帕利（Fluzoparib）和帕米帕利（Pamiparib）等，已经相继在卵巢癌、前列腺癌、乳腺癌、胰腺癌等肿瘤中获批诸多适应症，其中也包括以HRR基因突变和HRD作为生物标志物的适应症获批。HRD检测在PARP抑制剂治疗卵巢癌中具有重要的应用价值；在乳腺癌、胰腺癌、前列腺癌中，其对PARP抑制剂或含铂类 药物的临床应用可能也具有潜在的指导价值。</w:t>
+        <w:t>同源重组修复相关基因突变及HRD状态可以指导PARP抑制剂靶向治疗。目前，全球已有多种PARP抑制剂获批上市，如由FDA批准的奥拉帕利（Olaparib）、鲁卡帕尼（Rucaparib）、尼拉帕利（Niraparib）、他拉唑帕利（Talazoparib）以及近期由NMPA批准的氟唑帕利（Fluzoparib）和帕米帕利（Pamiparib）等，已经相继在卵巢癌、前列腺癌、乳腺癌、胰腺癌等肿瘤中获批诸多适应症，其中也包括以HRR基因突变和HRD作为生物标志物的适应症获批。HRD检测在PARP抑制剂治疗卵巢癌中具有重要的应用价值；在乳腺癌、胰腺癌、前列腺癌中，其对PARP抑制剂或含铂类药物的临床应用可能也具有潜在的指导价值。</w:t>
       </w:r>
     </w:p>
     <w:p>
@@ -45964,7 +45986,7 @@
                 <w:color w:val="191919"/>
                 <w:shd w:val="clear" w:color="auto" w:fill="FFFFFF"/>
               </w:rPr>
-              <w:instrText>29</w:instrText>
+              <w:instrText>30</w:instrText>
             </w:r>
             <w:r>
               <w:rPr>
@@ -45989,7 +46011,7 @@
                 <w:bCs/>
                 <w:noProof/>
               </w:rPr>
-              <w:t>29</w:t>
+              <w:t>30</w:t>
             </w:r>
             <w:r>
               <w:rPr>
